--- a/docs/entrega/9_Declaracion_IA.docx
+++ b/docs/entrega/9_Declaracion_IA.docx
@@ -2,6 +2,45 @@
 <file path=word/document.xml><?xml version="1.0" encoding="utf-8"?>
 <w:document xmlns:wpc="http://schemas.microsoft.com/office/word/2010/wordprocessingCanvas" xmlns:mo="http://schemas.microsoft.com/office/mac/office/2008/main" xmlns:mc="http://schemas.openxmlformats.org/markup-compatibility/2006" xmlns:mv="urn:schemas-microsoft-com:mac:vml" xmlns:o="urn:schemas-microsoft-com:office:office" xmlns:r="http://schemas.openxmlformats.org/officeDocument/2006/relationships" xmlns:m="http://schemas.openxmlformats.org/officeDocument/2006/math" xmlns:v="urn:schemas-microsoft-com:vml" xmlns:wp14="http://schemas.microsoft.com/office/word/2010/wordprocessingDrawing" xmlns:wp="http://schemas.openxmlformats.org/drawingml/2006/wordprocessingDrawing" xmlns:w10="urn:schemas-microsoft-com:office:word" xmlns:w="http://schemas.openxmlformats.org/wordprocessingml/2006/main" xmlns:w14="http://schemas.microsoft.com/office/word/2010/wordml" xmlns:wpg="http://schemas.microsoft.com/office/word/2010/wordprocessingGroup" xmlns:wpi="http://schemas.microsoft.com/office/word/2010/wordprocessingInk" xmlns:wne="http://schemas.microsoft.com/office/word/2006/wordml" xmlns:wps="http://schemas.microsoft.com/office/word/2010/wordprocessingShape" mc:Ignorable="w14 wp14">
   <w:body>
+    <w:p>
+      <w:pPr>
+        <w:jc w:val="center"/>
+      </w:pPr>
+      <w:r>
+        <w:drawing>
+          <wp:inline xmlns:a="http://schemas.openxmlformats.org/drawingml/2006/main" xmlns:pic="http://schemas.openxmlformats.org/drawingml/2006/picture">
+            <wp:extent cx="503999" cy="588671"/>
+            <wp:docPr id="1" name="Picture 1"/>
+            <wp:cNvGraphicFramePr>
+              <a:graphicFrameLocks noChangeAspect="1"/>
+            </wp:cNvGraphicFramePr>
+            <a:graphic>
+              <a:graphicData uri="http://schemas.openxmlformats.org/drawingml/2006/picture">
+                <pic:pic>
+                  <pic:nvPicPr>
+                    <pic:cNvPr id="0" name="logo_unajma.png"/>
+                    <pic:cNvPicPr/>
+                  </pic:nvPicPr>
+                  <pic:blipFill>
+                    <a:blip r:embed="rId10"/>
+                    <a:stretch>
+                      <a:fillRect/>
+                    </a:stretch>
+                  </pic:blipFill>
+                  <pic:spPr>
+                    <a:xfrm>
+                      <a:off x="0" y="0"/>
+                      <a:ext cx="503999" cy="588671"/>
+                    </a:xfrm>
+                    <a:prstGeom prst="rect"/>
+                  </pic:spPr>
+                </pic:pic>
+              </a:graphicData>
+            </a:graphic>
+          </wp:inline>
+        </w:drawing>
+      </w:r>
+    </w:p>
     <w:p>
       <w:pPr>
         <w:spacing w:after="0"/>
@@ -11,8 +50,8 @@
         <w:rPr>
           <w:b/>
           <w:i w:val="0"/>
-          <w:color w:val="1E3A8A"/>
-          <w:sz w:val="24"/>
+          <w:color w:val="000000"/>
+          <w:sz w:val="26"/>
         </w:rPr>
         <w:t>UNIVERSIDAD NACIONAL JOSÉ MARÍA ARGUEDAS</w:t>
       </w:r>
@@ -25,8 +64,8 @@
         <w:rPr>
           <w:b w:val="0"/>
           <w:i w:val="0"/>
-          <w:color w:val="4B5563"/>
-          <w:sz w:val="19"/>
+          <w:color w:val="000000"/>
+          <w:sz w:val="20"/>
         </w:rPr>
         <w:t>Facultad de Ingeniería · Escuela Profesional de Ingeniería de Sistemas · Computación Gráfica (IIAD65) · Semestre 2026-II</w:t>
       </w:r>
@@ -40,8 +79,8 @@
         <w:rPr>
           <w:b/>
           <w:i w:val="0"/>
-          <w:color w:val="1E3A8A"/>
-          <w:sz w:val="30"/>
+          <w:color w:val="000000"/>
+          <w:sz w:val="28"/>
         </w:rPr>
         <w:t>DECLARACIÓN DE USO DE INTELIGENCIA ARTIFICIAL</w:t>
       </w:r>
@@ -173,7 +212,7 @@
           <w:b w:val="0"/>
           <w:i w:val="0"/>
         </w:rPr>
-        <w:t xml:space="preserve"> no inventó resultados, evidencias, participantes ni constancias. Las pruebas reportadas corresponden a ejecuciones reales y la actividad de RSU se documentará solo cuando se realice.</w:t>
+        <w:t xml:space="preserve"> no inventó resultados, evidencias, participantes ni constancias. Las pruebas reportadas corresponden a ejecuciones reales y la actividad de RSU se documenta con los datos y las capturas reales aportados por el grupo.</w:t>
       </w:r>
     </w:p>
     <w:p>
@@ -711,7 +750,7 @@
       <w:spacing w:line="276" w:lineRule="auto" w:after="80"/>
     </w:pPr>
     <w:rPr>
-      <w:rFonts w:ascii="Arial" w:hAnsi="Arial" w:eastAsia="Arial"/>
+      <w:rFonts w:ascii="Times New Roman" w:hAnsi="Times New Roman" w:eastAsia="Times New Roman" w:cs="Times New Roman"/>
       <w:sz w:val="22"/>
     </w:rPr>
   </w:style>
@@ -774,7 +813,7 @@
       <w:outlineLvl w:val="0"/>
     </w:pPr>
     <w:rPr>
-      <w:rFonts w:asciiTheme="majorHAnsi" w:eastAsiaTheme="majorEastAsia" w:hAnsiTheme="majorHAnsi" w:cstheme="majorBidi" w:ascii="Arial" w:hAnsi="Arial" w:eastAsia="Arial"/>
+      <w:rFonts w:ascii="Times New Roman" w:hAnsi="Times New Roman" w:eastAsia="Times New Roman" w:cs="Times New Roman"/>
       <w:b/>
       <w:bCs/>
       <w:color w:val="1E3A8A"/>
@@ -798,7 +837,7 @@
       <w:outlineLvl w:val="1"/>
     </w:pPr>
     <w:rPr>
-      <w:rFonts w:asciiTheme="majorHAnsi" w:eastAsiaTheme="majorEastAsia" w:hAnsiTheme="majorHAnsi" w:cstheme="majorBidi" w:ascii="Arial" w:hAnsi="Arial" w:eastAsia="Arial"/>
+      <w:rFonts w:ascii="Times New Roman" w:hAnsi="Times New Roman" w:eastAsia="Times New Roman" w:cs="Times New Roman"/>
       <w:b/>
       <w:bCs/>
       <w:color w:val="1E3A8A"/>
@@ -822,7 +861,7 @@
       <w:outlineLvl w:val="2"/>
     </w:pPr>
     <w:rPr>
-      <w:rFonts w:asciiTheme="majorHAnsi" w:eastAsiaTheme="majorEastAsia" w:hAnsiTheme="majorHAnsi" w:cstheme="majorBidi" w:ascii="Arial" w:hAnsi="Arial" w:eastAsia="Arial"/>
+      <w:rFonts w:ascii="Times New Roman" w:hAnsi="Times New Roman" w:eastAsia="Times New Roman" w:cs="Times New Roman"/>
       <w:b/>
       <w:bCs/>
       <w:color w:val="1E3A8A"/>
@@ -1246,7 +1285,7 @@
       <w:contextualSpacing/>
     </w:pPr>
     <w:rPr>
-      <w:rFonts w:ascii="Arial" w:hAnsi="Arial"/>
+      <w:rFonts w:ascii="Times New Roman" w:hAnsi="Times New Roman"/>
       <w:sz w:val="22"/>
     </w:rPr>
   </w:style>
@@ -1290,7 +1329,7 @@
       <w:contextualSpacing/>
     </w:pPr>
     <w:rPr>
-      <w:rFonts w:ascii="Arial" w:hAnsi="Arial"/>
+      <w:rFonts w:ascii="Times New Roman" w:hAnsi="Times New Roman"/>
       <w:sz w:val="24"/>
     </w:rPr>
   </w:style>
